--- a/EOS/TheroryLectures/EOS_Diagrams.docx
+++ b/EOS/TheroryLectures/EOS_Diagrams.docx
@@ -179,8 +179,6 @@
           <w:sz w:val="22"/>
         </w:rPr>
       </w:pPr>
-      <w:proofErr w:type="spellStart"/>
-      <w:proofErr w:type="gramStart"/>
       <w:r>
         <w:rPr>
           <w:b/>
@@ -197,71 +195,7 @@
           <w:iCs/>
           <w:sz w:val="22"/>
         </w:rPr>
-        <w:t>The</w:t>
-      </w:r>
-      <w:proofErr w:type="spellEnd"/>
-      <w:proofErr w:type="gramEnd"/>
-      <w:r>
-        <w:rPr>
-          <w:i/>
-          <w:iCs/>
-          <w:sz w:val="22"/>
-        </w:rPr>
-        <w:t xml:space="preserve"> diagram illustrates a </w:t>
-      </w:r>
-      <w:proofErr w:type="spellStart"/>
-      <w:r>
-        <w:rPr>
-          <w:i/>
-          <w:iCs/>
-          <w:sz w:val="22"/>
-        </w:rPr>
-        <w:t>livelock</w:t>
-      </w:r>
-      <w:proofErr w:type="spellEnd"/>
-      <w:r>
-        <w:rPr>
-          <w:i/>
-          <w:iCs/>
-          <w:sz w:val="22"/>
-        </w:rPr>
-        <w:t xml:space="preserve"> scenario in an operating system where two processes (Process A and Process B) are actively trying to perform an action (</w:t>
-      </w:r>
-      <w:proofErr w:type="gramStart"/>
-      <w:r>
-        <w:rPr>
-          <w:i/>
-          <w:iCs/>
-          <w:sz w:val="22"/>
-        </w:rPr>
-        <w:t>fork(</w:t>
-      </w:r>
-      <w:proofErr w:type="gramEnd"/>
-      <w:r>
-        <w:rPr>
-          <w:i/>
-          <w:iCs/>
-          <w:sz w:val="22"/>
-        </w:rPr>
-        <w:t>)</w:t>
-      </w:r>
-      <w:proofErr w:type="gramStart"/>
-      <w:r>
-        <w:rPr>
-          <w:i/>
-          <w:iCs/>
-          <w:sz w:val="22"/>
-        </w:rPr>
-        <w:t>), but</w:t>
-      </w:r>
-      <w:proofErr w:type="gramEnd"/>
-      <w:r>
-        <w:rPr>
-          <w:i/>
-          <w:iCs/>
-          <w:sz w:val="22"/>
-        </w:rPr>
-        <w:t xml:space="preserve"> repeatedly fail because the process table is full.</w:t>
+        <w:t>The diagram illustrates a livelock scenario in an operating system where two processes (Process A and Process B) are actively trying to perform an action (fork()), but repeatedly fail because the process table is full.</w:t>
       </w:r>
     </w:p>
     <w:p>
@@ -556,23 +490,13 @@
           <w:sz w:val="22"/>
         </w:rPr>
       </w:pPr>
-      <w:proofErr w:type="gramStart"/>
       <w:r>
         <w:rPr>
           <w:b/>
           <w:bCs/>
           <w:sz w:val="22"/>
         </w:rPr>
-        <w:t>a CPU</w:t>
-      </w:r>
-      <w:proofErr w:type="gramEnd"/>
-      <w:r>
-        <w:rPr>
-          <w:b/>
-          <w:bCs/>
-          <w:sz w:val="22"/>
-        </w:rPr>
-        <w:t xml:space="preserve"> burst is a period during which a process or program demands and actively utilizes the Central Processing Unit (CPU) for computation</w:t>
+        <w:t>a CPU burst is a period during which a process or program demands and actively utilizes the Central Processing Unit (CPU) for computation</w:t>
       </w:r>
       <w:r>
         <w:rPr>
@@ -1374,6 +1298,7 @@
       </w:pPr>
       <w:r>
         <w:rPr>
+          <w:noProof/>
           <w:sz w:val="22"/>
         </w:rPr>
         <w:drawing>
@@ -1428,6 +1353,7 @@
       </w:pPr>
       <w:r>
         <w:rPr>
+          <w:noProof/>
           <w:sz w:val="22"/>
         </w:rPr>
         <w:lastRenderedPageBreak/>
@@ -1563,52 +1489,25 @@
         <w:rPr>
           <w:sz w:val="22"/>
         </w:rPr>
-        <w:t xml:space="preserve">Device queue contains the processes which are waiting for the completion of I/O request. Each device has its own device queue. Devices usually have device controller hardware and device driver software that work as part of the OS to control it. Many Device drivers have device queues </w:t>
-      </w:r>
-      <w:proofErr w:type="gramStart"/>
-      <w:r>
-        <w:rPr>
-          <w:sz w:val="22"/>
-        </w:rPr>
-        <w:t>in order to</w:t>
-      </w:r>
-      <w:proofErr w:type="gramEnd"/>
-      <w:r>
-        <w:rPr>
-          <w:sz w:val="22"/>
-        </w:rPr>
-        <w:t xml:space="preserve"> handle IO requests specific to the device. For example, if you type in a sentence using your keyboard, the sentence is received by controller and put on Input queue. This IO queue is read by a </w:t>
-      </w:r>
-      <w:proofErr w:type="gramStart"/>
-      <w:r>
-        <w:rPr>
-          <w:sz w:val="22"/>
-        </w:rPr>
-        <w:t>driver(</w:t>
-      </w:r>
-      <w:proofErr w:type="gramEnd"/>
-      <w:r>
-        <w:rPr>
-          <w:sz w:val="22"/>
-        </w:rPr>
-        <w:t>part of OS) and put on an input queue. From input data queue, it is moved to the ready queue for CPU processing. The Input requests come from Keyboard, Mouse, touchscreen and other such devices. After CPU processing, output requests are sent to Output device.</w:t>
-      </w:r>
-    </w:p>
-    <w:p>
-      <w:pPr>
-        <w:rPr>
-          <w:sz w:val="22"/>
-        </w:rPr>
-      </w:pPr>
-    </w:p>
-    <w:p>
-      <w:pPr>
-        <w:rPr>
-          <w:sz w:val="22"/>
-        </w:rPr>
-      </w:pPr>
-      <w:r>
-        <w:rPr>
+        <w:t>Device queue contains the processes which are waiting for the completion of I/O request. Each device has its own device queue. Devices usually have device controller hardware and device driver software that work as part of the OS to control it. Many Device drivers have device queues in order to handle IO requests specific to the device. For example, if you type in a sentence using your keyboard, the sentence is received by controller and put on Input queue. This IO queue is read by a driver(part of OS) and put on an input queue. From input data queue, it is moved to the ready queue for CPU processing. The Input requests come from Keyboard, Mouse, touchscreen and other such devices. After CPU processing, output requests are sent to Output device.</w:t>
+      </w:r>
+    </w:p>
+    <w:p>
+      <w:pPr>
+        <w:rPr>
+          <w:sz w:val="22"/>
+        </w:rPr>
+      </w:pPr>
+    </w:p>
+    <w:p>
+      <w:pPr>
+        <w:rPr>
+          <w:sz w:val="22"/>
+        </w:rPr>
+      </w:pPr>
+      <w:r>
+        <w:rPr>
+          <w:noProof/>
           <w:sz w:val="22"/>
         </w:rPr>
         <w:drawing>
@@ -1664,21 +1563,113 @@
           </wp:inline>
         </w:drawing>
       </w:r>
-      <w:proofErr w:type="gramStart"/>
       <w:r>
         <w:rPr>
           <w:sz w:val="22"/>
         </w:rPr>
         <w:t>Process Scheduling Queues</w:t>
       </w:r>
-      <w:proofErr w:type="gramEnd"/>
-    </w:p>
-    <w:p>
-      <w:pPr>
-        <w:rPr>
-          <w:sz w:val="22"/>
-        </w:rPr>
-      </w:pPr>
+    </w:p>
+    <w:p>
+      <w:pPr>
+        <w:rPr>
+          <w:sz w:val="22"/>
+        </w:rPr>
+      </w:pPr>
+    </w:p>
+    <w:p>
+      <w:pPr>
+        <w:rPr>
+          <w:sz w:val="22"/>
+        </w:rPr>
+      </w:pPr>
+    </w:p>
+    <w:p>
+      <w:pPr>
+        <w:rPr>
+          <w:sz w:val="22"/>
+        </w:rPr>
+      </w:pPr>
+    </w:p>
+    <w:p>
+      <w:pPr>
+        <w:rPr>
+          <w:sz w:val="22"/>
+        </w:rPr>
+      </w:pPr>
+    </w:p>
+    <w:p>
+      <w:pPr>
+        <w:rPr>
+          <w:sz w:val="22"/>
+        </w:rPr>
+      </w:pPr>
+    </w:p>
+    <w:p>
+      <w:pPr>
+        <w:rPr>
+          <w:sz w:val="22"/>
+        </w:rPr>
+      </w:pPr>
+    </w:p>
+    <w:p>
+      <w:pPr>
+        <w:rPr>
+          <w:sz w:val="22"/>
+        </w:rPr>
+      </w:pPr>
+      <w:r>
+        <w:rPr>
+          <w:noProof/>
+          <w:sz w:val="22"/>
+        </w:rPr>
+        <w:lastRenderedPageBreak/>
+        <w:drawing>
+          <wp:inline distT="0" distB="0" distL="0" distR="0" wp14:anchorId="2060F122" wp14:editId="310918C3">
+            <wp:extent cx="6256020" cy="3128010"/>
+            <wp:effectExtent l="0" t="0" r="0" b="0"/>
+            <wp:docPr id="1059808720" name="Picture 2"/>
+            <wp:cNvGraphicFramePr>
+              <a:graphicFrameLocks xmlns:a="http://schemas.openxmlformats.org/drawingml/2006/main" noChangeAspect="1"/>
+            </wp:cNvGraphicFramePr>
+            <a:graphic xmlns:a="http://schemas.openxmlformats.org/drawingml/2006/main">
+              <a:graphicData uri="http://schemas.openxmlformats.org/drawingml/2006/picture">
+                <pic:pic xmlns:pic="http://schemas.openxmlformats.org/drawingml/2006/picture">
+                  <pic:nvPicPr>
+                    <pic:cNvPr id="0" name="Picture 2"/>
+                    <pic:cNvPicPr>
+                      <a:picLocks noChangeAspect="1" noChangeArrowheads="1"/>
+                    </pic:cNvPicPr>
+                  </pic:nvPicPr>
+                  <pic:blipFill>
+                    <a:blip r:embed="rId28">
+                      <a:extLst>
+                        <a:ext uri="{28A0092B-C50C-407E-A947-70E740481C1C}">
+                          <a14:useLocalDpi xmlns:a14="http://schemas.microsoft.com/office/drawing/2010/main" val="0"/>
+                        </a:ext>
+                      </a:extLst>
+                    </a:blip>
+                    <a:srcRect/>
+                    <a:stretch>
+                      <a:fillRect/>
+                    </a:stretch>
+                  </pic:blipFill>
+                  <pic:spPr bwMode="auto">
+                    <a:xfrm>
+                      <a:off x="0" y="0"/>
+                      <a:ext cx="6256020" cy="3128010"/>
+                    </a:xfrm>
+                    <a:prstGeom prst="rect">
+                      <a:avLst/>
+                    </a:prstGeom>
+                    <a:noFill/>
+                  </pic:spPr>
+                </pic:pic>
+              </a:graphicData>
+            </a:graphic>
+          </wp:inline>
+        </w:drawing>
+      </w:r>
     </w:p>
     <w:sectPr>
       <w:pgSz w:w="11906" w:h="16838"/>
@@ -2658,6 +2649,7 @@
   <w:style w:type="character" w:default="1" w:styleId="DefaultParagraphFont">
     <w:name w:val="Default Paragraph Font"/>
     <w:uiPriority w:val="1"/>
+    <w:semiHidden/>
     <w:unhideWhenUsed/>
   </w:style>
   <w:style w:type="table" w:default="1" w:styleId="TableNormal">
@@ -2970,6 +2962,50 @@
       <w:color w:val="007FAD" w:themeColor="accent1" w:themeShade="BF"/>
       <w:spacing w:val="5"/>
     </w:rPr>
+  </w:style>
+  <w:style w:type="paragraph" w:styleId="Header">
+    <w:name w:val="header"/>
+    <w:basedOn w:val="Normal"/>
+    <w:link w:val="HeaderChar"/>
+    <w:uiPriority w:val="99"/>
+    <w:unhideWhenUsed/>
+    <w:rsid w:val="007B03B0"/>
+    <w:pPr>
+      <w:tabs>
+        <w:tab w:val="center" w:pos="4680"/>
+        <w:tab w:val="right" w:pos="9360"/>
+      </w:tabs>
+      <w:spacing w:after="0" w:line="240" w:lineRule="auto"/>
+    </w:pPr>
+  </w:style>
+  <w:style w:type="character" w:customStyle="1" w:styleId="HeaderChar">
+    <w:name w:val="Header Char"/>
+    <w:basedOn w:val="DefaultParagraphFont"/>
+    <w:link w:val="Header"/>
+    <w:uiPriority w:val="99"/>
+    <w:rsid w:val="007B03B0"/>
+  </w:style>
+  <w:style w:type="paragraph" w:styleId="Footer">
+    <w:name w:val="footer"/>
+    <w:basedOn w:val="Normal"/>
+    <w:link w:val="FooterChar"/>
+    <w:uiPriority w:val="99"/>
+    <w:unhideWhenUsed/>
+    <w:rsid w:val="007B03B0"/>
+    <w:pPr>
+      <w:tabs>
+        <w:tab w:val="center" w:pos="4680"/>
+        <w:tab w:val="right" w:pos="9360"/>
+      </w:tabs>
+      <w:spacing w:after="0" w:line="240" w:lineRule="auto"/>
+    </w:pPr>
+  </w:style>
+  <w:style w:type="character" w:customStyle="1" w:styleId="FooterChar">
+    <w:name w:val="Footer Char"/>
+    <w:basedOn w:val="DefaultParagraphFont"/>
+    <w:link w:val="Footer"/>
+    <w:uiPriority w:val="99"/>
+    <w:rsid w:val="007B03B0"/>
   </w:style>
 </w:styles>
 </file>
